--- a/courts/first-circuit/puerto-rico/state/supreme-court/answering-brief/usage/OUTPUT-answering-brief.docx
+++ b/courts/first-circuit/puerto-rico/state/supreme-court/answering-brief/usage/OUTPUT-answering-brief.docx
@@ -532,11 +532,7 @@
               <w:t xml:space="preserve"> </w:t>
             </w:r>
             <w:r>
-              <w:t xml:space="preserve">CT</w:t>
-              <w:noBreakHyphen/>
-              <w:t xml:space="preserve">2020</w:t>
-              <w:noBreakHyphen/>
-              <w:t xml:space="preserve">11</w:t>
+              <w:t xml:space="preserve">CT-⁠2020-⁠11</w:t>
             </w:r>
           </w:p>
           <w:p>
@@ -760,9 +756,7 @@
               <w:t xml:space="preserve"> </w:t>
             </w:r>
             <w:r>
-              <w:t xml:space="preserve">58</w:t>
-              <w:noBreakHyphen/>
-              <w:t xml:space="preserve">2020,</w:t>
+              <w:t xml:space="preserve">58-⁠2020,</w:t>
             </w:r>
             <w:r>
               <w:t xml:space="preserve"> </w:t>
@@ -1050,11 +1044,7 @@
               <w:t xml:space="preserve"> </w:t>
             </w:r>
             <w:r>
-              <w:t xml:space="preserve">787</w:t>
-              <w:noBreakHyphen/>
-              <w:t xml:space="preserve">594</w:t>
-              <w:noBreakHyphen/>
-              <w:t xml:space="preserve">1100;</w:t>
+              <w:t xml:space="preserve">787-⁠594-⁠1100;</w:t>
             </w:r>
             <w:r>
               <w:t xml:space="preserve"> </w:t>
@@ -1066,11 +1056,7 @@
               <w:t xml:space="preserve"> </w:t>
             </w:r>
             <w:r>
-              <w:t xml:space="preserve">787</w:t>
-              <w:noBreakHyphen/>
-              <w:t xml:space="preserve">756</w:t>
-              <w:noBreakHyphen/>
-              <w:t xml:space="preserve">8656</w:t>
+              <w:t xml:space="preserve">787-⁠756-⁠8656</w:t>
             </w:r>
           </w:p>
           <w:p>
@@ -1454,9 +1440,7 @@
               <w:t xml:space="preserve"> </w:t>
             </w:r>
             <w:r>
-              <w:t xml:space="preserve">00919</w:t>
-              <w:noBreakHyphen/>
-              <w:t xml:space="preserve">5552</w:t>
+              <w:t xml:space="preserve">00919-⁠5552</w:t>
             </w:r>
           </w:p>
         </w:tc>
@@ -2560,13 +2544,7 @@
         <w:pStyle w:val="BodyText"/>
       </w:pPr>
       <w:r>
-        <w:t xml:space="preserve">La jurisdicción y competencia de este Honorable Tribunal emana del Artículo 3.002 (e) de la Ley Núm. 201 del 22 de agosto de 2003, según enmendada,, conocida como “Ley de la Judicatura del Estado Libre Asociado de Puerto Rico de 2003” (4 L.P.R.A. §24s); de las Reglas Número 53.1, de las Reglas de Procedimiento Civil de 2009 (32 L.P.R.A. Ap. V, R. 53.1) por ser las vigentes al tramitarse el caso que nos ocupa; y de las Reglas 23 a la 26 del Reglamento del Honorable Tribunal Supremo de Puerto Rico (4 L.P.R.A., Ap XXI -​B, R. 23</w:t>
-      </w:r>
-      <w:r>
-        <w:noBreakHyphen/>
-      </w:r>
-      <w:r>
-        <w:t xml:space="preserve">26). El mismo se presenta de forma inmediata tras haber emplazado la parte demandada-peticionada debido a la urgencia que requiere la resolución de la controversia de epígrafe. Artículo 13.3 de la Ley 58 del 20 de junio de 2020 conocida como Código Electoral de Puerto Rico de 2020. Artículo 13.2, inciso (3) de la Ley 58 del 20 de junio de 2020 conocida como Código Electoral de Puerto Rico de 2020; que requiere la presentación y emplazamiento en 24 horas acorde la situación que nos ocupa.</w:t>
+        <w:t xml:space="preserve">La jurisdicción y competencia de este Honorable Tribunal emana del Artículo 3.002 (e) de la Ley Núm. 201 del 22 de agosto de 2003, según enmendada,, conocida como “Ley de la Judicatura del Estado Libre Asociado de Puerto Rico de 2003” (4 L.P.R.A. §24s); de las Reglas Número 53.1, de las Reglas de Procedimiento Civil de 2009 (32 L.P.R.A. Ap. V, R. 53.1) por ser las vigentes al tramitarse el caso que nos ocupa; y de las Reglas 23 a la 26 del Reglamento del Honorable Tribunal Supremo de Puerto Rico (4 L.P.R.A., Ap XXI -​B, R. 23-⁠26). El mismo se presenta de forma inmediata tras haber emplazado la parte demandada-peticionada debido a la urgencia que requiere la resolución de la controversia de epígrafe. Artículo 13.3 de la Ley 58 del 20 de junio de 2020 conocida como Código Electoral de Puerto Rico de 2020. Artículo 13.2, inciso (3) de la Ley 58 del 20 de junio de 2020 conocida como Código Electoral de Puerto Rico de 2020; que requiere la presentación y emplazamiento en 24 horas acorde la situación que nos ocupa.</w:t>
       </w:r>
     </w:p>
     <w:p>
@@ -2890,43 +2868,7 @@
         <w:pStyle w:val="BodyText"/>
       </w:pPr>
       <w:r>
-        <w:t xml:space="preserve">En abril del 2019, la Comisión Estatal de Elecciones (en adelante “CEE”) sometió el presupuesto para el año fiscal 2020 que cubre del 1 de julio de 2019 a 30 de junio de 2020. En dicho presupuesto se solicitó la cantidad de 13.7 millones de dólares para el proceso de primarias locales. 2.275 millones y 5.9 millones para gastos preelectorales. Dicho Presupuesto no fue autorizado o aprobado. No fue hasta el 16 de marzo de 2020, que la CEE recibió de la Junta de Control Fiscal una carta indicando que se aprobaba la cantidad de 5.4 millones de dólares para las Primarias de locales. A esa fecha había comenzado el cierre gubernamental causado por la Pandemia del COVID</w:t>
-      </w:r>
-      <w:r>
-        <w:t xml:space="preserve"> </w:t>
-      </w:r>
-      <w:r>
-        <w:noBreakHyphen/>
-      </w:r>
-      <w:r>
-        <w:t xml:space="preserve">19 que impidió la continuación de los trámites de preparación para los eventos electorales de 2020. No fue hasta el mes de mayo de 2020, luego que mediante la OE</w:t>
-      </w:r>
-      <w:r>
-        <w:t xml:space="preserve"> </w:t>
-      </w:r>
-      <w:r>
-        <w:noBreakHyphen/>
-      </w:r>
-      <w:r>
-        <w:t xml:space="preserve">2020</w:t>
-      </w:r>
-      <w:r>
-        <w:t xml:space="preserve"> </w:t>
-      </w:r>
-      <w:r>
-        <w:noBreakHyphen/>
-      </w:r>
-      <w:r>
-        <w:t xml:space="preserve">41, la Gobernador autorizara el reinicio de las operaciones de la CEE de forma parcial. Es a esa fecha que la CEE tuvo pudo corroborar que dichos fondos estaban contabilizados. Una vez reiniciadas las labores de la CEE, esta tuvo que ser cerrada en 2 ocasiones por varios días cada una; esto debido al contagio de empleados con COVID</w:t>
-      </w:r>
-      <w:r>
-        <w:t xml:space="preserve"> </w:t>
-      </w:r>
-      <w:r>
-        <w:noBreakHyphen/>
-      </w:r>
-      <w:r>
-        <w:t xml:space="preserve">19 que causó que tuviese que desalojar las oficinas de la CEE para realizar trabajos de limpieza y desinfección. Igualmente no fue hasta el 1 de agosto de 2020, que se le aprobó una cantidad adicional de $1,102,000 para poder cubrir cubrir gastos faltantes de la primaria. Ante el conocimiento de falta de fondos de la CEE, asunto conocido públicamente, muchos suplidores no han requerido ofrecer sus servicios. Como ejemplo de ello, para la fecha del domingo se está teniendo que hacer gestiones para dilucidar cuales son las necesidades de los colegios que se programará la votación nuevamente para el domingo. Hay lugares donde se hace falta contratar generadores de energía para el lugar por no tener servicio o por confrontar problemas con e! servicio de energía eléctrica. Hay lugares de votación que necesitan la instalación de carpas; que hay que contratar con los proveedores de dicho servicio. Se hace necesario re -​negociar el acarreo de los materiales electorales para la nueva fecha. Para poder llevar a cabo estas contrataciones se solicitó en el día de ayer 8 de agosto de 2020, a la Oficina de Gereñcia y Presupuesto del Gobierno de Puerto Rico (OGP), el respectivo planteamiento solicitando fondos adicionales, estamos en la espera de la aprobación necesaria de estos fondos. Para poder realizar la preparación de los diferentes contratos con el fin de poder llevar a cabo la continuación de las primarias este próximo 16 de agosto de 2020.A esto hay que añadirle, la registración de los contratos en la Oficina del Contralor y demás requisitos legales para la validez de los contratos gubernamentales.</w:t>
+        <w:t xml:space="preserve">En abril del 2019, la Comisión Estatal de Elecciones (en adelante “CEE”) sometió el presupuesto para el año fiscal 2020 que cubre del 1 de julio de 2019 a 30 de junio de 2020. En dicho presupuesto se solicitó la cantidad de 13.7 millones de dólares para el proceso de primarias locales. 2.275 millones y 5.9 millones para gastos preelectorales. Dicho Presupuesto no fue autorizado o aprobado. No fue hasta el 16 de marzo de 2020, que la CEE recibió de la Junta de Control Fiscal una carta indicando que se aprobaba la cantidad de 5.4 millones de dólares para las Primarias de locales. A esa fecha había comenzado el cierre gubernamental causado por la Pandemia del COVID -⁠19 que impidió la continuación de los trámites de preparación para los eventos electorales de 2020. No fue hasta el mes de mayo de 2020, luego que mediante la OE -⁠2020 -⁠41, la Gobernador autorizara el reinicio de las operaciones de la CEE de forma parcial. Es a esa fecha que la CEE tuvo pudo corroborar que dichos fondos estaban contabilizados. Una vez reiniciadas las labores de la CEE, esta tuvo que ser cerrada en 2 ocasiones por varios días cada una; esto debido al contagio de empleados con COVID -⁠19 que causó que tuviese que desalojar las oficinas de la CEE para realizar trabajos de limpieza y desinfección. Igualmente no fue hasta el 1 de agosto de 2020, que se le aprobó una cantidad adicional de $1,102,000 para poder cubrir cubrir gastos faltantes de la primaria. Ante el conocimiento de falta de fondos de la CEE, asunto conocido públicamente, muchos suplidores no han requerido ofrecer sus servicios. Como ejemplo de ello, para la fecha del domingo se está teniendo que hacer gestiones para dilucidar cuales son las necesidades de los colegios que se programará la votación nuevamente para el domingo. Hay lugares donde se hace falta contratar generadores de energía para el lugar por no tener servicio o por confrontar problemas con e! servicio de energía eléctrica. Hay lugares de votación que necesitan la instalación de carpas; que hay que contratar con los proveedores de dicho servicio. Se hace necesario re -​negociar el acarreo de los materiales electorales para la nueva fecha. Para poder llevar a cabo estas contrataciones se solicitó en el día de ayer 8 de agosto de 2020, a la Oficina de Gereñcia y Presupuesto del Gobierno de Puerto Rico (OGP), el respectivo planteamiento solicitando fondos adicionales, estamos en la espera de la aprobación necesaria de estos fondos. Para poder realizar la preparación de los diferentes contratos con el fin de poder llevar a cabo la continuación de las primarias este próximo 16 de agosto de 2020.A esto hay que añadirle, la registración de los contratos en la Oficina del Contralor y demás requisitos legales para la validez de los contratos gubernamentales.</w:t>
       </w:r>
     </w:p>
     <w:p>
@@ -4327,11 +4269,7 @@
               <w:t xml:space="preserve"> </w:t>
             </w:r>
             <w:r>
-              <w:t xml:space="preserve">787</w:t>
-              <w:noBreakHyphen/>
-              <w:t xml:space="preserve">594</w:t>
-              <w:noBreakHyphen/>
-              <w:t xml:space="preserve">1100;</w:t>
+              <w:t xml:space="preserve">787-⁠594-⁠1100;</w:t>
             </w:r>
             <w:r>
               <w:t xml:space="preserve"> </w:t>
@@ -4343,11 +4281,7 @@
               <w:t xml:space="preserve"> </w:t>
             </w:r>
             <w:r>
-              <w:t xml:space="preserve">787</w:t>
-              <w:noBreakHyphen/>
-              <w:t xml:space="preserve">756</w:t>
-              <w:noBreakHyphen/>
-              <w:t xml:space="preserve">8656</w:t>
+              <w:t xml:space="preserve">787-⁠756-⁠8656</w:t>
             </w:r>
           </w:p>
           <w:p>
@@ -5164,7 +5098,7 @@
     <w:qFormat/>
     <w:pPr>
       <w:keepLines/>
-      <w:spacing w:before="0" w:after="138" w:line="276" w:lineRule="exact"/>
+      <w:spacing w:before="44" w:after="138" w:line="276" w:lineRule="exact"/>
     </w:pPr>
     <w:rPr>
       <w:sz w:val="24"/>
